--- a/data/usd_correlation_bottom_line.docx
+++ b/data/usd_correlation_bottom_line.docx
@@ -4,7 +4,7 @@
   <w:body>
     <w:p>
       <w:r>
-        <w:t>USD correlations: On the 30-day view, the clearest USD linkage is concentrated in gold and oil, both tending to weaken when the dollar strengthens, with gold showing the most sensitivity. Equities (SPX) are moderately inversely tied to the USD, while broad commodities and Bitcoin show only mild and relatively contained connections. The much stronger 15-day inverse move in gold suggests recent trading has been especially USD-driven there, compared with its more moderate 90-day relationship.</w:t>
+        <w:t>USD correlations: The strongest linkage to the U. S. dollar is concentrated in Gold Trust (GLD), which shows a moderate negative correlation of -0.0 48 over the past 30 days, indicating significant sensitivity to USD fluctuations.</w:t>
       </w:r>
     </w:p>
     <w:sectPr>

--- a/data/usd_correlation_bottom_line.docx
+++ b/data/usd_correlation_bottom_line.docx
@@ -4,7 +4,7 @@
   <w:body>
     <w:p>
       <w:r>
-        <w:t>USD correlations: The strongest linkage to the U. S. dollar is concentrated in Gold Trust (GLD), which shows a moderate negative correlation of -0.0 48 over the past 30 days, indicating significant sensitivity to USD fluctuations.</w:t>
+        <w:t>USD correlations: On a 30-day basis, USD moves are felt most clearly in gold and oil, with gold showing the single strongest and most consistent inverse linkage and thus concentrating a lot of the USD sensitivity in this set. Equities (SPX) lean mildly inverse to the dollar, while broad commodities and Bitcoin sit in a contained range with only weak day-to-day connection to USD swings. Over 15 days, the dollar–gold and dollar–oil relationships have intensified, while the 90-day numbers point to a still negative but more moderate backdrop across most assets.</w:t>
       </w:r>
     </w:p>
     <w:sectPr>

--- a/data/usd_correlation_bottom_line.docx
+++ b/data/usd_correlation_bottom_line.docx
@@ -4,7 +4,7 @@
   <w:body>
     <w:p>
       <w:r>
-        <w:t>USD correlations: On a 30-day basis, USD moves are felt most clearly in gold and oil, with gold showing the single strongest and most consistent inverse linkage and thus concentrating a lot of the USD sensitivity in this set. Equities (SPX) lean mildly inverse to the dollar, while broad commodities and Bitcoin sit in a contained range with only weak day-to-day connection to USD swings. Over 15 days, the dollar–gold and dollar–oil relationships have intensified, while the 90-day numbers point to a still negative but more moderate backdrop across most assets.</w:t>
+        <w:t>USD correlations: On the 30‑day view, USD sensitivity is concentrated in gold and oil, where a stronger dollar has recently lined up with weaker prices, and that inverse link in gold is also visible across both shorter and longer windows. Equities and broad commodities show a milder, more mixed USD relationship, while Bitcoin and the broad commodity basket sit in a relatively contained zone with only modest day‑to‑day linkage to the dollar.</w:t>
       </w:r>
     </w:p>
     <w:sectPr>

--- a/data/usd_correlation_bottom_line.docx
+++ b/data/usd_correlation_bottom_line.docx
@@ -4,7 +4,7 @@
   <w:body>
     <w:p>
       <w:r>
-        <w:t>USD correlations: On the 30‑day view, USD sensitivity is concentrated in gold and oil, where a stronger dollar has recently lined up with weaker prices, and that inverse link in gold is also visible across both shorter and longer windows. Equities and broad commodities show a milder, more mixed USD relationship, while Bitcoin and the broad commodity basket sit in a relatively contained zone with only modest day‑to‑day linkage to the dollar.</w:t>
+        <w:t>USD correlations: On a 30-day view, USD sensitivity is concentrated in gold and oil, where a stronger dollar has recently lined up with weaker GLD and USO returns, and to a lesser extent softer equities. GLD shows the clearest and most persistent inverse linkage, with its shorter- and longer-term correlations also firmly negative. SPX and COMT are moderately tied to the dollar, while Bitcoin and broad commodities sit closer to neutral, suggesting less consistent day-to-day impact from USD moves.</w:t>
       </w:r>
     </w:p>
     <w:sectPr>

--- a/data/usd_correlation_bottom_line.docx
+++ b/data/usd_correlation_bottom_line.docx
@@ -4,7 +4,7 @@
   <w:body>
     <w:p>
       <w:r>
-        <w:t>USD correlations: On a 30-day view, USD sensitivity is concentrated in gold and oil, where a stronger dollar has recently lined up with weaker GLD and USO returns, and to a lesser extent softer equities. GLD shows the clearest and most persistent inverse linkage, with its shorter- and longer-term correlations also firmly negative. SPX and COMT are moderately tied to the dollar, while Bitcoin and broad commodities sit closer to neutral, suggesting less consistent day-to-day impact from USD moves.</w:t>
+        <w:t>USD correlations: On a 30-day view, USD sensitivity is fairly concentrated in gold and oil, where a stronger dollar has lately lined up with weaker prices, especially for GLD. Equities and broad commodities show only a mild inverse linkage, while Bitcoin and the diversified commodity basket are largely insulated from day-to-day dollar moves. Recent 15-day readings lean slightly more negative across most assets, but the longer 90-day window points to generally modest and fading USD influence outside of gold.</w:t>
       </w:r>
     </w:p>
     <w:sectPr>

--- a/data/usd_correlation_bottom_line.docx
+++ b/data/usd_correlation_bottom_line.docx
@@ -4,7 +4,7 @@
   <w:body>
     <w:p>
       <w:r>
-        <w:t>USD correlations: On a 30-day view, USD sensitivity is fairly concentrated in gold and oil, where a stronger dollar has lately lined up with weaker prices, especially for GLD. Equities and broad commodities show only a mild inverse linkage, while Bitcoin and the diversified commodity basket are largely insulated from day-to-day dollar moves. Recent 15-day readings lean slightly more negative across most assets, but the longer 90-day window points to generally modest and fading USD influence outside of gold.</w:t>
+        <w:t>USD correlations: On a 30-day view, USD sensitivity is concentrated in gold and oil, which both tend to move inversely to the dollar, with gold showing the strongest linkage and oil close behind. Equities show a mild negative relationship to the USD, while broad commodities and especially Bitcoin have only limited day‑to‑day connection to dollar moves. Over 15 days, these inverse links look a bit sharper, but the 90-day readings suggest the relationship has been weaker over a longer horizon.</w:t>
       </w:r>
     </w:p>
     <w:sectPr>

--- a/data/usd_correlation_bottom_line.docx
+++ b/data/usd_correlation_bottom_line.docx
@@ -4,7 +4,7 @@
   <w:body>
     <w:p>
       <w:r>
-        <w:t>USD correlations: On a 30-day view, USD sensitivity is concentrated in gold and oil, which both tend to move inversely to the dollar, with gold showing the strongest linkage and oil close behind. Equities show a mild negative relationship to the USD, while broad commodities and especially Bitcoin have only limited day‑to‑day connection to dollar moves. Over 15 days, these inverse links look a bit sharper, but the 90-day readings suggest the relationship has been weaker over a longer horizon.</w:t>
+        <w:t>USD correlations: On a 30-day basis, gold shows the most meaningful USD linkage, with returns tending to move in the opposite direction of the dollar, and that inverse sensitivity is both persistent and relatively strong versus other assets. U. S. equities and oil also lean negatively correlated to the dollar, but with milder and less stable relationships.</w:t>
       </w:r>
     </w:p>
     <w:sectPr>

--- a/data/usd_correlation_bottom_line.docx
+++ b/data/usd_correlation_bottom_line.docx
@@ -4,7 +4,7 @@
   <w:body>
     <w:p>
       <w:r>
-        <w:t>USD correlations: On a 30-day basis, gold shows the most meaningful USD linkage, with returns tending to move in the opposite direction of the dollar, and that inverse sensitivity is both persistent and relatively strong versus other assets. U. S. equities and oil also lean negatively correlated to the dollar, but with milder and less stable relationships.</w:t>
+        <w:t>USD correlations: On the 30-day window, USD moves are felt most clearly in oil and gold, with a moderate inverse relationship, while broad commodities and Bitcoin are largely moving independently of the dollar. The influence is concentrated rather than broad-based, as no other asset shows a similarly consistent linkage across timeframes. The short-term (15-day) readings show a somewhat sharper dollar sensitivity for oil and gold, but over 90 days most assets, including equities, look only weakly tied to USD fluctuations.</w:t>
       </w:r>
     </w:p>
     <w:sectPr>

--- a/data/usd_correlation_bottom_line.docx
+++ b/data/usd_correlation_bottom_line.docx
@@ -4,7 +4,7 @@
   <w:body>
     <w:p>
       <w:r>
-        <w:t>USD correlations: On the 30-day window, USD moves are felt most clearly in oil and gold, with a moderate inverse relationship, while broad commodities and Bitcoin are largely moving independently of the dollar. The influence is concentrated rather than broad-based, as no other asset shows a similarly consistent linkage across timeframes. The short-term (15-day) readings show a somewhat sharper dollar sensitivity for oil and gold, but over 90 days most assets, including equities, look only weakly tied to USD fluctuations.</w:t>
+        <w:t>USD correlations: On the 30-day window, USD moves are felt most in oil and gold, both showing mild but clear negative linkages, while the S&amp;P 500 is only modestly inverse and broad commodities barely respond. That influence is concentrated rather than broad-based, as Bitcoin and the diversified commodity basket show little systematic connection to the dollar across all windows. Gold’s more persistent negative correlation versus the 90-day view suggests it has been the most consistently sensitive to dollar strength or weakness over recent months.</w:t>
       </w:r>
     </w:p>
     <w:sectPr>

--- a/data/usd_correlation_bottom_line.docx
+++ b/data/usd_correlation_bottom_line.docx
@@ -4,7 +4,7 @@
   <w:body>
     <w:p>
       <w:r>
-        <w:t>USD correlations: On the 30-day window, USD moves are felt most in oil and gold, both showing mild but clear negative linkages, while the S&amp;P 500 is only modestly inverse and broad commodities barely respond. That influence is concentrated rather than broad-based, as Bitcoin and the diversified commodity basket show little systematic connection to the dollar across all windows. Gold’s more persistent negative correlation versus the 90-day view suggests it has been the most consistently sensitive to dollar strength or weakness over recent months.</w:t>
+        <w:t>USD correlations: On a 30-day view, the clearest USD sensitivity is concentrated in gold, where a stronger dollar has recently aligned with weaker gold prices, and vice versa. Equities and oil show a moderate, shorter-term tendency to move opposite the dollar, but that linkage fades over the 90-day window. Broad commodities and Bitcoin display relatively contained and weak relationships to the USD here, suggesting their recent moves have been driven more by asset-specific factors than by the currency.</w:t>
       </w:r>
     </w:p>
     <w:sectPr>

--- a/data/usd_correlation_bottom_line.docx
+++ b/data/usd_correlation_bottom_line.docx
@@ -4,7 +4,7 @@
   <w:body>
     <w:p>
       <w:r>
-        <w:t>USD correlations: On a 30-day view, the clearest USD sensitivity is concentrated in gold, where a stronger dollar has recently aligned with weaker gold prices, and vice versa. Equities and oil show a moderate, shorter-term tendency to move opposite the dollar, but that linkage fades over the 90-day window. Broad commodities and Bitcoin display relatively contained and weak relationships to the USD here, suggesting their recent moves have been driven more by asset-specific factors than by the currency.</w:t>
+        <w:t>USD correlations: On a 30-day look, USD sensitivity is concentrated in gold, where a stronger dollar has been modestly associated with weaker gold prices, and this pattern is fairly consistent across 15- and 90-day windows. Equities and oil also lean inverse to the dollar but less tightly, while broad commodities and Bitcoin show contained and relatively weak day-to-day linkage to USD moves.</w:t>
       </w:r>
     </w:p>
     <w:sectPr>

--- a/data/usd_correlation_bottom_line.docx
+++ b/data/usd_correlation_bottom_line.docx
@@ -4,7 +4,7 @@
   <w:body>
     <w:p>
       <w:r>
-        <w:t>USD correlations: On a 30-day look, USD sensitivity is concentrated in gold, where a stronger dollar has been modestly associated with weaker gold prices, and this pattern is fairly consistent across 15- and 90-day windows. Equities and oil also lean inverse to the dollar but less tightly, while broad commodities and Bitcoin show contained and relatively weak day-to-day linkage to USD moves.</w:t>
+        <w:t>USD correlations: Over the past 30 days, gold shows the clearest and most consistent inverse relationship to the USD, so USD sensitivity across this set is concentrated in GLD rather than broad-based. Equities, oil, and broad commodities are only mildly negatively linked to the dollar and that linkage weakens further over 90 days, while Bitcoin has stayed largely detached from USD moves across all windows.</w:t>
       </w:r>
     </w:p>
     <w:sectPr>

--- a/data/usd_correlation_bottom_line.docx
+++ b/data/usd_correlation_bottom_line.docx
@@ -4,7 +4,7 @@
   <w:body>
     <w:p>
       <w:r>
-        <w:t>USD correlations: Over the past 30 days, gold shows the clearest and most consistent inverse relationship to the USD, so USD sensitivity across this set is concentrated in GLD rather than broad-based. Equities, oil, and broad commodities are only mildly negatively linked to the dollar and that linkage weakens further over 90 days, while Bitcoin has stayed largely detached from USD moves across all windows.</w:t>
+        <w:t>USD correlations: On a 30-day basis, USD sensitivity is concentrated in gold, which shows a clear inverse relationship, while equities, oil, and broad commodities are only modestly USD-linked. The shorter 15-day window shows a slightly stronger negative tilt across risk assets, but this fades noticeably over 90 days. Bitcoin remains essentially uncoupled from the dollar across all horizons.</w:t>
       </w:r>
     </w:p>
     <w:sectPr>

--- a/data/usd_correlation_bottom_line.docx
+++ b/data/usd_correlation_bottom_line.docx
@@ -4,7 +4,7 @@
   <w:body>
     <w:p>
       <w:r>
-        <w:t>USD correlations: On a 30-day basis, USD sensitivity is concentrated in gold, which shows a clear inverse relationship, while equities, oil, and broad commodities are only modestly USD-linked. The shorter 15-day window shows a slightly stronger negative tilt across risk assets, but this fades noticeably over 90 days. Bitcoin remains essentially uncoupled from the dollar across all horizons.</w:t>
+        <w:t>USD correlations: On a 30-day view, the clearest USD linkage is concentrated in gold, which tends to move modestly opposite the dollar and shows a fairly consistent negative relationship across 15–90 days. Equities and oil are also leaning negatively linked to the USD over 30 days, but with weaker and less consistent patterns. Broad commodities and Bitcoin show contained and very mild USD sensitivity, with correlations hovering near zero across all windows.</w:t>
       </w:r>
     </w:p>
     <w:sectPr>

--- a/data/usd_correlation_bottom_line.docx
+++ b/data/usd_correlation_bottom_line.docx
@@ -4,7 +4,7 @@
   <w:body>
     <w:p>
       <w:r>
-        <w:t>USD correlations: On a 30-day view, the clearest USD linkage is concentrated in gold, which tends to move modestly opposite the dollar and shows a fairly consistent negative relationship across 15–90 days. Equities and oil are also leaning negatively linked to the USD over 30 days, but with weaker and less consistent patterns. Broad commodities and Bitcoin show contained and very mild USD sensitivity, with correlations hovering near zero across all windows.</w:t>
+        <w:t>USD correlations: Over the past 30 days, most major assets have shown only mild and contained day‑to‑day linkage to the dollar, with equities, oil, broad commodities, and bitcoin all hovering near zero correlation. The clearest relationship is with gold, where moves have been modestly inverse to the USD and fairly consistent across 15D, 30D, and 90D windows, so USD sensitivity is concentrated there rather than broad-based across the complex.</w:t>
       </w:r>
     </w:p>
     <w:sectPr>

--- a/data/usd_correlation_bottom_line.docx
+++ b/data/usd_correlation_bottom_line.docx
@@ -4,7 +4,7 @@
   <w:body>
     <w:p>
       <w:r>
-        <w:t>USD correlations: Over the past 30 days, most major assets have shown only mild and contained day‑to‑day linkage to the dollar, with equities, oil, broad commodities, and bitcoin all hovering near zero correlation. The clearest relationship is with gold, where moves have been modestly inverse to the USD and fairly consistent across 15D, 30D, and 90D windows, so USD sensitivity is concentrated there rather than broad-based across the complex.</w:t>
+        <w:t>USD correlations: On a 30-day view, meaningful USD sensitivity is concentrated in gold, which shows a mild but consistent tendency to move opposite the dollar across 15-, 30-, and 90-day windows. Equities, oil, broad commodities, and bitcoin all show relatively contained and unstable USD linkages, with recent correlations small and flipping sign over different lookbacks, suggesting no strong or reliable pattern to their dollar sensitivity right now.</w:t>
       </w:r>
     </w:p>
     <w:sectPr>

--- a/data/usd_correlation_bottom_line.docx
+++ b/data/usd_correlation_bottom_line.docx
@@ -4,7 +4,7 @@
   <w:body>
     <w:p>
       <w:r>
-        <w:t>USD correlations: On a 30-day view, meaningful USD sensitivity is concentrated in gold, which shows a mild but consistent tendency to move opposite the dollar across 15-, 30-, and 90-day windows. Equities, oil, broad commodities, and bitcoin all show relatively contained and unstable USD linkages, with recent correlations small and flipping sign over different lookbacks, suggesting no strong or reliable pattern to their dollar sensitivity right now.</w:t>
+        <w:t>USD correlations: On the 30-day window, USD linkages are mostly contained across risk assets, with only gold showing a meaningful and consistently negative relationship to the dollar. That influence is concentrated in GLD, which has stayed mildly inverse to USD across 15D, 30D, and 90D. Equities, oil, broad commodities, and bitcoin all show only weak and somewhat unstable USD sensitivity over these horizons.</w:t>
       </w:r>
     </w:p>
     <w:sectPr>

--- a/data/usd_correlation_bottom_line.docx
+++ b/data/usd_correlation_bottom_line.docx
@@ -4,7 +4,7 @@
   <w:body>
     <w:p>
       <w:r>
-        <w:t>USD correlations: On the 30-day window, USD linkages are mostly contained across risk assets, with only gold showing a meaningful and consistently negative relationship to the dollar. That influence is concentrated in GLD, which has stayed mildly inverse to USD across 15D, 30D, and 90D. Equities, oil, broad commodities, and bitcoin all show only weak and somewhat unstable USD sensitivity over these horizons.</w:t>
+        <w:t>USD correlations: On a 30-day basis, meaningful USD sensitivity is concentrated in gold and bitcoin, with gold moving moderately opposite the dollar and bitcoin tending to rise and fall alongside it. The S&amp;P 500, oil, and broad commodities show only mild USD linkage over 30 days, though the S&amp;P and bitcoin have seen much tighter co-moves with the dollar in the very short term. Gold’s consistently negative correlations across 15, 30, and 90 days highlight it as the clearest offset to dollar moves in this set.</w:t>
       </w:r>
     </w:p>
     <w:sectPr>

--- a/data/usd_correlation_bottom_line.docx
+++ b/data/usd_correlation_bottom_line.docx
@@ -4,7 +4,7 @@
   <w:body>
     <w:p>
       <w:r>
-        <w:t>USD correlations: On a 30-day basis, meaningful USD sensitivity is concentrated in gold and bitcoin, with gold moving moderately opposite the dollar and bitcoin tending to rise and fall alongside it. The S&amp;P 500, oil, and broad commodities show only mild USD linkage over 30 days, though the S&amp;P and bitcoin have seen much tighter co-moves with the dollar in the very short term. Gold’s consistently negative correlations across 15, 30, and 90 days highlight it as the clearest offset to dollar moves in this set.</w:t>
+        <w:t>USD correlations: On a 30-day view, USD sensitivity is concentrated in Bitcoin and gold, with Bitcoin moving moderately in the same direction as the dollar while gold has been moving clearly in the opposite direction. The S&amp;P 500 shows a mild positive linkage to the USD that has spiked higher over the last 15 days, suggesting a recent tightening of equity–dollar co-moves. Oil and broad commodities remain largely detached from USD moves across all windows, with very low and unstable correlations.</w:t>
       </w:r>
     </w:p>
     <w:sectPr>

--- a/data/usd_correlation_bottom_line.docx
+++ b/data/usd_correlation_bottom_line.docx
@@ -4,7 +4,7 @@
   <w:body>
     <w:p>
       <w:r>
-        <w:t>USD correlations: On a 30-day view, USD sensitivity is concentrated in Bitcoin and gold, with Bitcoin moving moderately in the same direction as the dollar while gold has been moving clearly in the opposite direction. The S&amp;P 500 shows a mild positive linkage to the USD that has spiked higher over the last 15 days, suggesting a recent tightening of equity–dollar co-moves. Oil and broad commodities remain largely detached from USD moves across all windows, with very low and unstable correlations.</w:t>
+        <w:t>USD correlations: On a 30-day basis, USD sensitivities are concentrated in gold and bitcoin, with gold moving clearly opposite the dollar and bitcoin tending to move in the same direction. The S&amp;P 500, oil, and broad commodities show only mild 30-day linkage, suggesting their recent moves have been less tightly tied to day‑to‑day dollar shifts. Very short-term data show an especially strong inverse link between gold and the USD over 15 days, while bitcoin’s positive USD linkage has also been more pronounced recently than over the 90-day window.</w:t>
       </w:r>
     </w:p>
     <w:sectPr>

--- a/data/usd_correlation_bottom_line.docx
+++ b/data/usd_correlation_bottom_line.docx
@@ -4,7 +4,7 @@
   <w:body>
     <w:p>
       <w:r>
-        <w:t>USD correlations: On a 30-day basis, USD sensitivities are concentrated in gold and bitcoin, with gold moving clearly opposite the dollar and bitcoin tending to move in the same direction. The S&amp;P 500, oil, and broad commodities show only mild 30-day linkage, suggesting their recent moves have been less tightly tied to day‑to‑day dollar shifts. Very short-term data show an especially strong inverse link between gold and the USD over 15 days, while bitcoin’s positive USD linkage has also been more pronounced recently than over the 90-day window.</w:t>
+        <w:t>USD correlations: On a 30-day view, USD sensitivity is concentrated in gold (GLD) and bitcoin (BTC), with gold moving moderately opposite the dollar and bitcoin tending to move with it. Gold shows the clearest and most persistent USD linkage across 15D/30D/90D, while bitcoin’s positive correlation has strengthened recently. Equities, oil, and broad commodities sit in a more contained range, suggesting only mild day-to-day dependence on USD moves over the past month.</w:t>
       </w:r>
     </w:p>
     <w:sectPr>

--- a/data/usd_correlation_bottom_line.docx
+++ b/data/usd_correlation_bottom_line.docx
@@ -4,7 +4,7 @@
   <w:body>
     <w:p>
       <w:r>
-        <w:t>USD correlations: On a 30-day view, USD sensitivity is concentrated in gold (GLD) and bitcoin (BTC), with gold moving moderately opposite the dollar and bitcoin tending to move with it. Gold shows the clearest and most persistent USD linkage across 15D/30D/90D, while bitcoin’s positive correlation has strengthened recently. Equities, oil, and broad commodities sit in a more contained range, suggesting only mild day-to-day dependence on USD moves over the past month.</w:t>
+        <w:t>USD correlations: Over the past 30 trading days, USD sensitivity is concentrated in gold and bitcoin, with gold moving moderately opposite the dollar while bitcoin has tended to move in the same direction. The S&amp;P 500, oil, and broad commodities show relatively contained dollar linkages on this horizon, suggesting day-to-day equity and commodity moves have not been tightly tied to USD swings. The sharper negative 15D correlation in gold points to an especially acute recent inverse response to dollar moves, while bitcoin’s positive linkage has strengthened versus its more muted 90D relationship.</w:t>
       </w:r>
     </w:p>
     <w:sectPr>

--- a/data/usd_correlation_bottom_line.docx
+++ b/data/usd_correlation_bottom_line.docx
@@ -4,7 +4,7 @@
   <w:body>
     <w:p>
       <w:r>
-        <w:t>USD correlations: Over the past 30 trading days, USD sensitivity is concentrated in gold and bitcoin, with gold moving moderately opposite the dollar while bitcoin has tended to move in the same direction. The S&amp;P 500, oil, and broad commodities show relatively contained dollar linkages on this horizon, suggesting day-to-day equity and commodity moves have not been tightly tied to USD swings. The sharper negative 15D correlation in gold points to an especially acute recent inverse response to dollar moves, while bitcoin’s positive linkage has strengthened versus its more muted 90D relationship.</w:t>
+        <w:t>USD correlations: On the 30D window, gold shows the clearest and most consistent inverse linkage to the dollar, with that influence concentrated in GLD and reinforced by even stronger short-term (15D) and still negative 90D correlations. Bitcoin is the main pro-USD mover, with a moderate positive 30D correlation that has strengthened recently versus its 90D trend. The S&amp;P 500, oil, and broad commodities all show relatively contained 30D correlations, indicating limited and less reliable USD sensitivity over this horizon.</w:t>
       </w:r>
     </w:p>
     <w:sectPr>

--- a/data/usd_correlation_bottom_line.docx
+++ b/data/usd_correlation_bottom_line.docx
@@ -4,7 +4,7 @@
   <w:body>
     <w:p>
       <w:r>
-        <w:t>USD correlations: On the 30D window, gold shows the clearest and most consistent inverse linkage to the dollar, with that influence concentrated in GLD and reinforced by even stronger short-term (15D) and still negative 90D correlations. Bitcoin is the main pro-USD mover, with a moderate positive 30D correlation that has strengthened recently versus its 90D trend. The S&amp;P 500, oil, and broad commodities all show relatively contained 30D correlations, indicating limited and less reliable USD sensitivity over this horizon.</w:t>
+        <w:t>USD correlations: On the 30D window, USD sensitivity is concentrated in gold and bitcoin, with gold showing a moderate, consistently negative linkage and bitcoin a moderate, positive one. The S&amp;P 500 and oil sit in a contained range versus the dollar, implying only mild day-to-day co-movement, while broad commodities lean modestly inverse to USD. The stronger 15D correlations for gold and bitcoin suggest that their USD linkage has recently intensified compared with the longer 90D backdrop.</w:t>
       </w:r>
     </w:p>
     <w:sectPr>

--- a/data/usd_correlation_bottom_line.docx
+++ b/data/usd_correlation_bottom_line.docx
@@ -4,7 +4,7 @@
   <w:body>
     <w:p>
       <w:r>
-        <w:t>USD correlations: On the 30D window, USD sensitivity is concentrated in gold and bitcoin, with gold showing a moderate, consistently negative linkage and bitcoin a moderate, positive one. The S&amp;P 500 and oil sit in a contained range versus the dollar, implying only mild day-to-day co-movement, while broad commodities lean modestly inverse to USD. The stronger 15D correlations for gold and bitcoin suggest that their USD linkage has recently intensified compared with the longer 90D backdrop.</w:t>
+        <w:t>USD correlations: On the 30D window, gold and bitcoin show the clearest USD linkage, with gold moving moderately opposite to the dollar and bitcoin tending to move with it, and both patterns reinforced by their 15D readings. The rest of the complex (S&amp;P 500, oil, and broad commodities) shows relatively contained and mixed USD sensitivity, with only mild negative ties for commodities and near-flat linkage for equities. Overall, USD influence is concentrated in gold (inverse) and bitcoin (positive), rather than broad-based across risk assets and real assets.</w:t>
       </w:r>
     </w:p>
     <w:sectPr>

--- a/data/usd_correlation_bottom_line.docx
+++ b/data/usd_correlation_bottom_line.docx
@@ -4,7 +4,7 @@
   <w:body>
     <w:p>
       <w:r>
-        <w:t>USD correlations: On the 30D window, gold and bitcoin show the clearest USD linkage, with gold moving moderately opposite to the dollar and bitcoin tending to move with it, and both patterns reinforced by their 15D readings. The rest of the complex (S&amp;P 500, oil, and broad commodities) shows relatively contained and mixed USD sensitivity, with only mild negative ties for commodities and near-flat linkage for equities. Overall, USD influence is concentrated in gold (inverse) and bitcoin (positive), rather than broad-based across risk assets and real assets.</w:t>
+        <w:t>USD correlations: On a 30-day basis, USD sensitivity is concentrated in gold, where returns have been moderately moving in the opposite direction of the dollar, and that inverse linkage has been consistent over 15- and 90-day windows. Equities, oil, and broad commodities all show only mild and somewhat mixed USD relationships, indicating contained currency influence on their recent moves. Bitcoin has a modest positive 30-day linkage to the dollar, slightly stronger over 15 days but still far from a dominant driver.</w:t>
       </w:r>
     </w:p>
     <w:sectPr>

--- a/data/usd_correlation_bottom_line.docx
+++ b/data/usd_correlation_bottom_line.docx
@@ -4,7 +4,7 @@
   <w:body>
     <w:p>
       <w:r>
-        <w:t>USD correlations: On a 30-day basis, USD sensitivity is concentrated in gold, where returns have been moderately moving in the opposite direction of the dollar, and that inverse linkage has been consistent over 15- and 90-day windows. Equities, oil, and broad commodities all show only mild and somewhat mixed USD relationships, indicating contained currency influence on their recent moves. Bitcoin has a modest positive 30-day linkage to the dollar, slightly stronger over 15 days but still far from a dominant driver.</w:t>
+        <w:t>USD correlations: On the 30-day window, USD sensitivity is concentrated in precious metals and broad commodities, with gold showing the clearest inverse linkage (GLD moderately negative, COMT also meaningfully negative), and both becoming more negatively tied to the dollar over the shorter 15-day span. Equities and oil sit in a contained zone with only weak USD co-moves, while Bitcoin shows a modest positive correlation to the dollar that is above its 90-day norm but still not dominant.</w:t>
       </w:r>
     </w:p>
     <w:sectPr>

--- a/data/usd_correlation_bottom_line.docx
+++ b/data/usd_correlation_bottom_line.docx
@@ -4,7 +4,7 @@
   <w:body>
     <w:p>
       <w:r>
-        <w:t>USD correlations: On the 30-day window, USD sensitivity is concentrated in precious metals and broad commodities, with gold showing the clearest inverse linkage (GLD moderately negative, COMT also meaningfully negative), and both becoming more negatively tied to the dollar over the shorter 15-day span. Equities and oil sit in a contained zone with only weak USD co-moves, while Bitcoin shows a modest positive correlation to the dollar that is above its 90-day norm but still not dominant.</w:t>
+        <w:t>USD correlations: On the 30D view, USD sensitivity is concentrated in commodities, with broad commodities, oil, and especially gold all tending to weaken when the dollar strengthens. Gold shows the clearest and most consistently negative linkage to the USD across 15D, 30D, and 90D windows. In contrast, the S&amp;P 500 and Bitcoin show only mild and unstable relationships to the dollar, suggesting equity and crypto moves have recently been driven more by asset-specific factors than by currency swings.</w:t>
       </w:r>
     </w:p>
     <w:sectPr>

--- a/data/usd_correlation_bottom_line.docx
+++ b/data/usd_correlation_bottom_line.docx
@@ -4,7 +4,7 @@
   <w:body>
     <w:p>
       <w:r>
-        <w:t>USD correlations: On the 30D view, USD sensitivity is concentrated in commodities, with broad commodities, oil, and especially gold all tending to weaken when the dollar strengthens. Gold shows the clearest and most consistently negative linkage to the USD across 15D, 30D, and 90D windows. In contrast, the S&amp;P 500 and Bitcoin show only mild and unstable relationships to the dollar, suggesting equity and crypto moves have recently been driven more by asset-specific factors than by currency swings.</w:t>
+        <w:t>USD correlations: On a 30-day view, USD sensitivity is concentrated in hard assets, with gold, broad commodities, and oil all showing moderate, negative linkages, meaning they’ve tended to weaken when the dollar strengthens. Gold stands out as the single strongest USD-linked asset, and its firmly negative correlations across 15D and 90D underscore a persistent inverse relationship. By contrast, the S&amp;P 500 and Bitcoin show only mild and unstable connections to the dollar, suggesting equity and crypto moves have been relatively independent of recent USD swings.</w:t>
       </w:r>
     </w:p>
     <w:sectPr>

--- a/data/usd_correlation_bottom_line.docx
+++ b/data/usd_correlation_bottom_line.docx
@@ -4,7 +4,7 @@
   <w:body>
     <w:p>
       <w:r>
-        <w:t>USD correlations: On a 30-day view, USD sensitivity is concentrated in hard assets, with gold, broad commodities, and oil all showing moderate, negative linkages, meaning they’ve tended to weaken when the dollar strengthens. Gold stands out as the single strongest USD-linked asset, and its firmly negative correlations across 15D and 90D underscore a persistent inverse relationship. By contrast, the S&amp;P 500 and Bitcoin show only mild and unstable connections to the dollar, suggesting equity and crypto moves have been relatively independent of recent USD swings.</w:t>
+        <w:t>USD correlations: On the 30D view, the USD’s influence is concentrated in commodities, with broad commodities, oil, and especially gold all tending to fall when the dollar strengthens, and gold showing the most consistent negative linkage across 15D, 30D, and 90D windows. The S&amp;P 500 and Bitcoin remain relatively insulated from USD moves over 30D, with only mild, short-term co-movement in equities and essentially no stable relationship in Bitcoin.</w:t>
       </w:r>
     </w:p>
     <w:sectPr>

--- a/data/usd_correlation_bottom_line.docx
+++ b/data/usd_correlation_bottom_line.docx
@@ -4,7 +4,7 @@
   <w:body>
     <w:p>
       <w:r>
-        <w:t>USD correlations: On the 30D view, the USD’s influence is concentrated in commodities, with broad commodities, oil, and especially gold all tending to fall when the dollar strengthens, and gold showing the most consistent negative linkage across 15D, 30D, and 90D windows. The S&amp;P 500 and Bitcoin remain relatively insulated from USD moves over 30D, with only mild, short-term co-movement in equities and essentially no stable relationship in Bitcoin.</w:t>
+        <w:t>USD correlations: On a 30-day basis, USD sensitivity is concentrated in commodities, with broad commodities, gold, and oil all showing moderately negative correlations, meaning they’ve tended to fall when the dollar has risen. The S&amp;P 500 and Bitcoin show relatively contained linkage to the dollar, with low 30-day correlations that suggest recent equity and crypto moves have been driven more by asset-specific factors than by broad USD swings. The 15-day readings mostly reinforce this pattern, while the weaker 90-day links point to a less stable relationship over longer horizons.</w:t>
       </w:r>
     </w:p>
     <w:sectPr>

--- a/data/usd_correlation_bottom_line.docx
+++ b/data/usd_correlation_bottom_line.docx
@@ -4,7 +4,7 @@
   <w:body>
     <w:p>
       <w:r>
-        <w:t>USD correlations: On a 30-day basis, USD sensitivity is concentrated in commodities, with broad commodities, gold, and oil all showing moderately negative correlations, meaning they’ve tended to fall when the dollar has risen. The S&amp;P 500 and Bitcoin show relatively contained linkage to the dollar, with low 30-day correlations that suggest recent equity and crypto moves have been driven more by asset-specific factors than by broad USD swings. The 15-day readings mostly reinforce this pattern, while the weaker 90-day links point to a less stable relationship over longer horizons.</w:t>
+        <w:t>USD correlations: On a 30D basis, USD sensitivity is concentrated in broad commodities and gold, which both move meaningfully opposite the dollar, with oil reinforcing that negative linkage. The S&amp;P 500 and Bitcoin show only contained, near-zero 30D correlations, implying equity and crypto moves have recently been much less tied to day-to-day dollar swings. Over 15D, the anti-USD tilt in commodities and gold has intensified, while the weaker 90D readings show that this sensitivity has been a more recent feature than a long-standing pattern.</w:t>
       </w:r>
     </w:p>
     <w:sectPr>

--- a/data/usd_correlation_bottom_line.docx
+++ b/data/usd_correlation_bottom_line.docx
@@ -4,7 +4,7 @@
   <w:body>
     <w:p>
       <w:r>
-        <w:t>USD correlations: On a 30D basis, USD sensitivity is concentrated in broad commodities and gold, which both move meaningfully opposite the dollar, with oil reinforcing that negative linkage. The S&amp;P 500 and Bitcoin show only contained, near-zero 30D correlations, implying equity and crypto moves have recently been much less tied to day-to-day dollar swings. Over 15D, the anti-USD tilt in commodities and gold has intensified, while the weaker 90D readings show that this sensitivity has been a more recent feature than a long-standing pattern.</w:t>
+        <w:t>USD correlations: Over the last 30 trading days, USD moves have been most closely tied to broad commodities and gold, with both tending to fall when the dollar rises, and that influence is concentrated rather than broad-based across the complex. Oil shows a similar but slightly weaker inverse pattern, while the S&amp;P 500 and Bitcoin have stayed largely insulated from day-to-day dollar fluctuations. The shorter 15-day window shows an even stronger negative link for commodities and gold, while the 90-day view suggests that this tight alignment has only emerged more recently.</w:t>
       </w:r>
     </w:p>
     <w:sectPr>

--- a/data/usd_correlation_bottom_line.docx
+++ b/data/usd_correlation_bottom_line.docx
@@ -4,7 +4,7 @@
   <w:body>
     <w:p>
       <w:r>
-        <w:t>USD correlations: Over the last 30 trading days, USD moves have been most closely tied to broad commodities and gold, with both tending to fall when the dollar rises, and that influence is concentrated rather than broad-based across the complex. Oil shows a similar but slightly weaker inverse pattern, while the S&amp;P 500 and Bitcoin have stayed largely insulated from day-to-day dollar fluctuations. The shorter 15-day window shows an even stronger negative link for commodities and gold, while the 90-day view suggests that this tight alignment has only emerged more recently.</w:t>
+        <w:t>USD correlations: Over the last 30 trading days, USD sensitivity is concentrated in commodities and gold, with broad commodities, oil, and especially GLD all showing clear inverse moves when the dollar strengthens. GLD stands out as the single strongest USD-linked asset, and its negative correlation has been both persistent and relatively stable across 15D and 90D windows. In contrast, the S&amp;P 500 and Bitcoin futures show only contained, low-level co-movement with the dollar, suggesting equity and crypto performance has been largely driven by non-USD factors over these horizons.</w:t>
       </w:r>
     </w:p>
     <w:sectPr>

--- a/data/usd_correlation_bottom_line.docx
+++ b/data/usd_correlation_bottom_line.docx
@@ -4,7 +4,7 @@
   <w:body>
     <w:p>
       <w:r>
-        <w:t>USD correlations: Over the last 30 trading days, USD sensitivity is concentrated in commodities and gold, with broad commodities, oil, and especially GLD all showing clear inverse moves when the dollar strengthens. GLD stands out as the single strongest USD-linked asset, and its negative correlation has been both persistent and relatively stable across 15D and 90D windows. In contrast, the S&amp;P 500 and Bitcoin futures show only contained, low-level co-movement with the dollar, suggesting equity and crypto performance has been largely driven by non-USD factors over these horizons.</w:t>
+        <w:t>USD correlations: Over the last 30 trading days, USD sensitivity is concentrated in commodities, with broad commodities, oil, and especially gold all showing clear negative linkage to the dollar. Gold stands out as the strongest USD proxy in this set, with a firmly negative correlation that has persisted—though slightly fluctuated—across 15D and 90D windows. Equities (SPX) and bitcoin futures show only weak and unstable relationships to the USD, suggesting their recent moves have been largely independent of dollar swings.</w:t>
       </w:r>
     </w:p>
     <w:sectPr>

--- a/data/usd_correlation_bottom_line.docx
+++ b/data/usd_correlation_bottom_line.docx
@@ -4,7 +4,7 @@
   <w:body>
     <w:p>
       <w:r>
-        <w:t>USD correlations: Over the last 30 trading days, USD sensitivity is concentrated in commodities, with broad commodities, oil, and especially gold all showing clear negative linkage to the dollar. Gold stands out as the strongest USD proxy in this set, with a firmly negative correlation that has persisted—though slightly fluctuated—across 15D and 90D windows. Equities (SPX) and bitcoin futures show only weak and unstable relationships to the USD, suggesting their recent moves have been largely independent of dollar swings.</w:t>
+        <w:t>USD correlations: Over the last 30 trading days, USD sensitivity is concentrated in commodities, with gold showing the strongest inverse linkage and broad commodities and oil also moving notably opposite to the dollar. SPX and Bitcoin futures show contained, near-zero correlations to the USD over this window, indicating limited direct currency-driven moves. The 15D and 90D views broadly confirm this pattern, with commodities persistently more tied to the dollar while equities and crypto remain relatively decoupled.</w:t>
       </w:r>
     </w:p>
     <w:sectPr>
